--- a/docs/FNOMO_doc_sales.docx
+++ b/docs/FNOMO_doc_sales.docx
@@ -680,7 +680,6 @@
         </w:rPr>
         <w:t xml:space="preserve">Fnomo builds three compounding moats: </w:t>
       </w:r>
-      <w:proofErr w:type="spellStart"/>
       <w:r>
         <w:rPr>
           <w:rFonts w:ascii="Arial" w:hAnsi="Arial" w:cs="Arial"/>
@@ -688,9 +687,8 @@
           <w:sz w:val="18"/>
           <w:szCs w:val="24"/>
         </w:rPr>
-        <w:t>Behavioral</w:t>
-      </w:r>
-      <w:proofErr w:type="spellEnd"/>
+        <w:t>Behavioural</w:t>
+      </w:r>
       <w:r>
         <w:rPr>
           <w:rFonts w:ascii="Arial" w:hAnsi="Arial" w:cs="Arial"/>
@@ -870,7 +868,6 @@
         </w:rPr>
         <w:t xml:space="preserve">This is not a tagline. This is </w:t>
       </w:r>
-      <w:proofErr w:type="spellStart"/>
       <w:r>
         <w:rPr>
           <w:rFonts w:ascii="Arial" w:hAnsi="Arial" w:cs="Arial"/>
@@ -878,9 +875,8 @@
           <w:sz w:val="18"/>
           <w:szCs w:val="24"/>
         </w:rPr>
-        <w:t>behavior</w:t>
-      </w:r>
-      <w:proofErr w:type="spellEnd"/>
+        <w:t>behaviour</w:t>
+      </w:r>
       <w:r>
         <w:rPr>
           <w:rFonts w:ascii="Arial" w:hAnsi="Arial" w:cs="Arial"/>
@@ -4051,6 +4047,7 @@
   <w:style w:type="character" w:default="1" w:styleId="DefaultParagraphFont">
     <w:name w:val="Default Paragraph Font"/>
     <w:uiPriority w:val="1"/>
+    <w:semiHidden/>
     <w:unhideWhenUsed/>
   </w:style>
   <w:style w:type="table" w:default="1" w:styleId="TableNormal">
